--- a/lens-S014-D001_pre_session_brief.docx
+++ b/lens-S014-D001_pre_session_brief.docx
@@ -106,7 +106,7 @@
           <w:sz w:val="22"/>
           <w:szCs w:val="22"/>
         </w:rPr>
-        <w:t xml:space="preserve">Read this brief completely before touching any file. Do not skip to the code. Project Lens operates under James's 5-word philosophy: error fighting, bird-eye view, policy, instructions, lessons learned. Bird-eye view FIRST.</w:t>
+        <w:t>Read this brief completely before touching any file. Do not skip to the code. Project Lens operates under Bro Alpha's 5-word philosophy: error fighting, bird-eye view, policy, instructions, lessons learned. Bird-eye view FIRST.</w:t>
       </w:r>
     </w:p>
     <w:p>
@@ -325,7 +325,7 @@
                 <w:sz w:val="20"/>
                 <w:szCs w:val="20"/>
               </w:rPr>
-              <w:t xml:space="preserve">Check 01:28 UTC cron result (Thai 08:28 AM today)</w:t>
+              <w:t>Check 01:28 UTC cron result (UTC+7 08:28 AM today)</w:t>
             </w:r>
           </w:p>
         </w:tc>
@@ -1329,7 +1329,7 @@
                 <w:sz w:val="20"/>
                 <w:szCs w:val="20"/>
               </w:rPr>
-              <w:t xml:space="preserve">Thai</w:t>
+              <w:t>UTC+7</w:t>
             </w:r>
           </w:p>
         </w:tc>
@@ -3275,7 +3275,7 @@
                 <w:sz w:val="20"/>
                 <w:szCs w:val="20"/>
               </w:rPr>
-              <w:t xml:space="preserve">Revive via Google News RSS (GNI S29 pattern)</w:t>
+              <w:t>Revive via Google News RSS (Partner A pattern)</w:t>
             </w:r>
           </w:p>
         </w:tc>
@@ -3480,7 +3480,7 @@
                 <w:sz w:val="20"/>
                 <w:szCs w:val="20"/>
               </w:rPr>
-              <w:t xml:space="preserve">Africa Report Telegram reply pending (from GNI S30 backlog)</w:t>
+              <w:t>Africa Report Telegram reply pending (from Partner A backlog)</w:t>
             </w:r>
           </w:p>
         </w:tc>
@@ -3567,7 +3567,7 @@
                 <w:sz w:val="20"/>
                 <w:szCs w:val="20"/>
               </w:rPr>
-              <w:t xml:space="preserve">SEC-1 Separate Supabase (project-lens vs GNI shared)</w:t>
+              <w:t>SEC-1 Separate Supabase (project-lens vs Partner A shared)</w:t>
             </w:r>
           </w:p>
         </w:tc>
@@ -4255,7 +4255,7 @@
                 <w:sz w:val="20"/>
                 <w:szCs w:val="20"/>
               </w:rPr>
-              <w:t xml:space="preserve">Check GNI sessions for analogous problems before solving from scratch.</w:t>
+              <w:t>Check Partner A sessions for analogous problems before solving from scratch.</w:t>
             </w:r>
           </w:p>
         </w:tc>
@@ -4313,7 +4313,7 @@
                 <w:sz w:val="20"/>
                 <w:szCs w:val="20"/>
               </w:rPr>
-              <w:t xml:space="preserve">When James invokes the 5 words: STOP. Reset. Re-read briefing. Apply all principles.</w:t>
+              <w:t>When Bro Alpha invokes the 5 words: STOP. Reset. Re-read briefing. Apply all principles.</w:t>
             </w:r>
           </w:p>
         </w:tc>
@@ -4674,7 +4674,7 @@
           <w:sz w:val="32"/>
           <w:szCs w:val="32"/>
         </w:rPr>
-        <w:t xml:space="preserve">7. Team Geeks Contract (unchanged)</w:t>
+        <w:t>7. Collaboration Contract (unchanged)</w:t>
       </w:r>
     </w:p>
     <w:p>
@@ -4689,7 +4689,7 @@
           <w:sz w:val="22"/>
           <w:szCs w:val="22"/>
         </w:rPr>
-        <w:t xml:space="preserve">Bro Alpha (James Maverick) is the sole operator. I (Claude) am the sole assistant. We decide together. Neither of us makes unilateral changes. When Bro Alpha says the 5 words, I reset to zero.</w:t>
+        <w:t>Bro Alpha is the sole operator. I (Claude) am the sole assistant. We decide together. Neither of us makes unilateral changes. When Bro Alpha says the 5 words, I reset to zero.</w:t>
       </w:r>
     </w:p>
     <w:p>
@@ -4704,7 +4704,7 @@
           <w:sz w:val="22"/>
           <w:szCs w:val="22"/>
         </w:rPr>
-        <w:t xml:space="preserve">Bro Alpha operates in Thailand UTC+7. Sacred cron windows (13:28 and 01:28 UTC) correspond to 20:28 Thai evening and 08:28 Thai morning. Both during waking hours — he can observe crons as they happen.</w:t>
+        <w:t>Bro Alpha operates in UTC+7. Sacred cron windows (13:28 and 01:28 UTC) correspond to 20:28 UTC+7 evening and 08:28 UTC+7 morning. Both during waking hours — he can observe crons as they happen.</w:t>
       </w:r>
     </w:p>
     <w:p>
@@ -4755,7 +4755,7 @@
           <w:sz w:val="18"/>
           <w:szCs w:val="18"/>
         </w:rPr>
-        <w:t xml:space="preserve">Project Lens  |  LENS-014 Pre-Session Brief  |  Team Geeks</w:t>
+        <w:t>Project Lens | LENS-014 Pre-Session Brief</w:t>
       </w:r>
     </w:p>
     <w:p>
@@ -4775,6 +4775,12 @@
       </w:r>
     </w:p>
     <w:sectPr>
+      <w:headerReference w:type="default" r:id="rId8"/>
+      <w:footerReference w:type="default" r:id="rId9"/>
+      <w:headerReference w:type="first" r:id="rId10"/>
+      <w:footerReference w:type="first" r:id="rId11"/>
+      <w:headerReference w:type="even" r:id="rId12"/>
+      <w:footerReference w:type="even" r:id="rId13"/>
       <w:pgSz w:w="12240" w:h="15840" w:orient="portrait"/>
       <w:pgMar w:top="1440" w:right="1440" w:bottom="1440" w:left="1440" w:header="708" w:footer="708" w:gutter="0"/>
       <w:pgNumType/>
@@ -4825,6 +4831,36 @@
 </w:endnotes>
 </file>
 
+<file path=word/footer1.xml><?xml version="1.0" encoding="utf-8"?>
+<w:ftr xmlns:m="http://schemas.openxmlformats.org/officeDocument/2006/math" xmlns:mc="http://schemas.openxmlformats.org/markup-compatibility/2006" xmlns:mo="http://schemas.microsoft.com/office/mac/office/2008/main" xmlns:mv="urn:schemas-microsoft-com:mac:vml" xmlns:o="urn:schemas-microsoft-com:office:office" xmlns:r="http://schemas.openxmlformats.org/officeDocument/2006/relationships" xmlns:v="urn:schemas-microsoft-com:vml" xmlns:w10="urn:schemas-microsoft-com:office:word" xmlns:w14="http://schemas.microsoft.com/office/word/2010/wordml" xmlns:w="http://schemas.openxmlformats.org/wordprocessingml/2006/main" xmlns:wne="http://schemas.microsoft.com/office/word/2006/wordml" xmlns:wp14="http://schemas.microsoft.com/office/word/2010/wordprocessingDrawing" xmlns:wp="http://schemas.openxmlformats.org/drawingml/2006/wordprocessingDrawing" xmlns:wpc="http://schemas.microsoft.com/office/word/2010/wordprocessingCanvas" xmlns:wpg="http://schemas.microsoft.com/office/word/2010/wordprocessingGroup" xmlns:wpi="http://schemas.microsoft.com/office/word/2010/wordprocessingInk" xmlns:wps="http://schemas.microsoft.com/office/word/2010/wordprocessingShape" mc:Ignorable="w14 wp14">
+  <w:p>
+    <w:pPr>
+      <w:pStyle w:val="Footer"/>
+    </w:pPr>
+  </w:p>
+</w:ftr>
+</file>
+
+<file path=word/footer2.xml><?xml version="1.0" encoding="utf-8"?>
+<w:ftr xmlns:m="http://schemas.openxmlformats.org/officeDocument/2006/math" xmlns:mc="http://schemas.openxmlformats.org/markup-compatibility/2006" xmlns:mo="http://schemas.microsoft.com/office/mac/office/2008/main" xmlns:mv="urn:schemas-microsoft-com:mac:vml" xmlns:o="urn:schemas-microsoft-com:office:office" xmlns:r="http://schemas.openxmlformats.org/officeDocument/2006/relationships" xmlns:v="urn:schemas-microsoft-com:vml" xmlns:w10="urn:schemas-microsoft-com:office:word" xmlns:w14="http://schemas.microsoft.com/office/word/2010/wordml" xmlns:w="http://schemas.openxmlformats.org/wordprocessingml/2006/main" xmlns:wne="http://schemas.microsoft.com/office/word/2006/wordml" xmlns:wp14="http://schemas.microsoft.com/office/word/2010/wordprocessingDrawing" xmlns:wp="http://schemas.openxmlformats.org/drawingml/2006/wordprocessingDrawing" xmlns:wpc="http://schemas.microsoft.com/office/word/2010/wordprocessingCanvas" xmlns:wpg="http://schemas.microsoft.com/office/word/2010/wordprocessingGroup" xmlns:wpi="http://schemas.microsoft.com/office/word/2010/wordprocessingInk" xmlns:wps="http://schemas.microsoft.com/office/word/2010/wordprocessingShape" mc:Ignorable="w14 wp14">
+  <w:p>
+    <w:pPr>
+      <w:pStyle w:val="Footer"/>
+    </w:pPr>
+  </w:p>
+</w:ftr>
+</file>
+
+<file path=word/footer3.xml><?xml version="1.0" encoding="utf-8"?>
+<w:ftr xmlns:m="http://schemas.openxmlformats.org/officeDocument/2006/math" xmlns:mc="http://schemas.openxmlformats.org/markup-compatibility/2006" xmlns:mo="http://schemas.microsoft.com/office/mac/office/2008/main" xmlns:mv="urn:schemas-microsoft-com:mac:vml" xmlns:o="urn:schemas-microsoft-com:office:office" xmlns:r="http://schemas.openxmlformats.org/officeDocument/2006/relationships" xmlns:v="urn:schemas-microsoft-com:vml" xmlns:w10="urn:schemas-microsoft-com:office:word" xmlns:w14="http://schemas.microsoft.com/office/word/2010/wordml" xmlns:w="http://schemas.openxmlformats.org/wordprocessingml/2006/main" xmlns:wne="http://schemas.microsoft.com/office/word/2006/wordml" xmlns:wp14="http://schemas.microsoft.com/office/word/2010/wordprocessingDrawing" xmlns:wp="http://schemas.openxmlformats.org/drawingml/2006/wordprocessingDrawing" xmlns:wpc="http://schemas.microsoft.com/office/word/2010/wordprocessingCanvas" xmlns:wpg="http://schemas.microsoft.com/office/word/2010/wordprocessingGroup" xmlns:wpi="http://schemas.microsoft.com/office/word/2010/wordprocessingInk" xmlns:wps="http://schemas.microsoft.com/office/word/2010/wordprocessingShape" mc:Ignorable="w14 wp14">
+  <w:p>
+    <w:pPr>
+      <w:pStyle w:val="Footer"/>
+    </w:pPr>
+  </w:p>
+</w:ftr>
+</file>
+
 <file path=word/footnotes.xml><?xml version="1.0" encoding="utf-8"?>
 <w:footnotes xmlns:wpc="http://schemas.microsoft.com/office/word/2010/wordprocessingCanvas" xmlns:mc="http://schemas.openxmlformats.org/markup-compatibility/2006" xmlns:o="urn:schemas-microsoft-com:office:office" xmlns:r="http://schemas.openxmlformats.org/officeDocument/2006/relationships" xmlns:m="http://schemas.openxmlformats.org/officeDocument/2006/math" xmlns:v="urn:schemas-microsoft-com:vml" xmlns:wp14="http://schemas.microsoft.com/office/word/2010/wordprocessingDrawing" xmlns:wp="http://schemas.openxmlformats.org/drawingml/2006/wordprocessingDrawing" xmlns:w10="urn:schemas-microsoft-com:office:word" xmlns:w="http://schemas.openxmlformats.org/wordprocessingml/2006/main" xmlns:w14="http://schemas.microsoft.com/office/word/2010/wordml" xmlns:w15="http://schemas.microsoft.com/office/word/2012/wordml" xmlns:wpg="http://schemas.microsoft.com/office/word/2010/wordprocessingGroup" xmlns:wpi="http://schemas.microsoft.com/office/word/2010/wordprocessingInk" xmlns:wne="http://schemas.microsoft.com/office/word/2006/wordml" xmlns:wps="http://schemas.microsoft.com/office/word/2010/wordprocessingShape" mc:Ignorable="w14 w15 wp14">
   <w:footnote w:type="separator" w:id="-1">
@@ -4860,6 +4896,36 @@
     </w:p>
   </w:footnote>
 </w:footnotes>
+</file>
+
+<file path=word/header1.xml><?xml version="1.0" encoding="utf-8"?>
+<w:hdr xmlns:m="http://schemas.openxmlformats.org/officeDocument/2006/math" xmlns:mc="http://schemas.openxmlformats.org/markup-compatibility/2006" xmlns:mo="http://schemas.microsoft.com/office/mac/office/2008/main" xmlns:mv="urn:schemas-microsoft-com:mac:vml" xmlns:o="urn:schemas-microsoft-com:office:office" xmlns:r="http://schemas.openxmlformats.org/officeDocument/2006/relationships" xmlns:v="urn:schemas-microsoft-com:vml" xmlns:w10="urn:schemas-microsoft-com:office:word" xmlns:w14="http://schemas.microsoft.com/office/word/2010/wordml" xmlns:w="http://schemas.openxmlformats.org/wordprocessingml/2006/main" xmlns:wne="http://schemas.microsoft.com/office/word/2006/wordml" xmlns:wp14="http://schemas.microsoft.com/office/word/2010/wordprocessingDrawing" xmlns:wp="http://schemas.openxmlformats.org/drawingml/2006/wordprocessingDrawing" xmlns:wpc="http://schemas.microsoft.com/office/word/2010/wordprocessingCanvas" xmlns:wpg="http://schemas.microsoft.com/office/word/2010/wordprocessingGroup" xmlns:wpi="http://schemas.microsoft.com/office/word/2010/wordprocessingInk" xmlns:wps="http://schemas.microsoft.com/office/word/2010/wordprocessingShape" mc:Ignorable="w14 wp14">
+  <w:p>
+    <w:pPr>
+      <w:pStyle w:val="Header"/>
+    </w:pPr>
+  </w:p>
+</w:hdr>
+</file>
+
+<file path=word/header2.xml><?xml version="1.0" encoding="utf-8"?>
+<w:hdr xmlns:m="http://schemas.openxmlformats.org/officeDocument/2006/math" xmlns:mc="http://schemas.openxmlformats.org/markup-compatibility/2006" xmlns:mo="http://schemas.microsoft.com/office/mac/office/2008/main" xmlns:mv="urn:schemas-microsoft-com:mac:vml" xmlns:o="urn:schemas-microsoft-com:office:office" xmlns:r="http://schemas.openxmlformats.org/officeDocument/2006/relationships" xmlns:v="urn:schemas-microsoft-com:vml" xmlns:w10="urn:schemas-microsoft-com:office:word" xmlns:w14="http://schemas.microsoft.com/office/word/2010/wordml" xmlns:w="http://schemas.openxmlformats.org/wordprocessingml/2006/main" xmlns:wne="http://schemas.microsoft.com/office/word/2006/wordml" xmlns:wp14="http://schemas.microsoft.com/office/word/2010/wordprocessingDrawing" xmlns:wp="http://schemas.openxmlformats.org/drawingml/2006/wordprocessingDrawing" xmlns:wpc="http://schemas.microsoft.com/office/word/2010/wordprocessingCanvas" xmlns:wpg="http://schemas.microsoft.com/office/word/2010/wordprocessingGroup" xmlns:wpi="http://schemas.microsoft.com/office/word/2010/wordprocessingInk" xmlns:wps="http://schemas.microsoft.com/office/word/2010/wordprocessingShape" mc:Ignorable="w14 wp14">
+  <w:p>
+    <w:pPr>
+      <w:pStyle w:val="Header"/>
+    </w:pPr>
+  </w:p>
+</w:hdr>
+</file>
+
+<file path=word/header3.xml><?xml version="1.0" encoding="utf-8"?>
+<w:hdr xmlns:m="http://schemas.openxmlformats.org/officeDocument/2006/math" xmlns:mc="http://schemas.openxmlformats.org/markup-compatibility/2006" xmlns:mo="http://schemas.microsoft.com/office/mac/office/2008/main" xmlns:mv="urn:schemas-microsoft-com:mac:vml" xmlns:o="urn:schemas-microsoft-com:office:office" xmlns:r="http://schemas.openxmlformats.org/officeDocument/2006/relationships" xmlns:v="urn:schemas-microsoft-com:vml" xmlns:w10="urn:schemas-microsoft-com:office:word" xmlns:w14="http://schemas.microsoft.com/office/word/2010/wordml" xmlns:w="http://schemas.openxmlformats.org/wordprocessingml/2006/main" xmlns:wne="http://schemas.microsoft.com/office/word/2006/wordml" xmlns:wp14="http://schemas.microsoft.com/office/word/2010/wordprocessingDrawing" xmlns:wp="http://schemas.openxmlformats.org/drawingml/2006/wordprocessingDrawing" xmlns:wpc="http://schemas.microsoft.com/office/word/2010/wordprocessingCanvas" xmlns:wpg="http://schemas.microsoft.com/office/word/2010/wordprocessingGroup" xmlns:wpi="http://schemas.microsoft.com/office/word/2010/wordprocessingInk" xmlns:wps="http://schemas.microsoft.com/office/word/2010/wordprocessingShape" mc:Ignorable="w14 wp14">
+  <w:p>
+    <w:pPr>
+      <w:pStyle w:val="Header"/>
+    </w:pPr>
+  </w:p>
+</w:hdr>
 </file>
 
 <file path=word/numbering.xml><?xml version="1.0" encoding="utf-8"?>
